--- a/Northstar_HealthTech_IAM_Control_Testing_Evidence_Matrix_v1.0_Portfolio_Reviewed.docx
+++ b/Northstar_HealthTech_IAM_Control_Testing_Evidence_Matrix_v1.0_Portfolio_Reviewed.docx
@@ -677,7 +677,7 @@
     </w:p>
     <w:p>
       <w:r>
-        <w:t>Risk reference: IAM-004; onboarding authorization risk  |  DE: Not Tested  |  OE: Not Tested</w:t>
+        <w:t>Risk mapping: IAM-004 applies to MFA only; onboarding approval risk lacks a dedicated register entry (proposed risk gap for future assessment)  |  DE: Not Tested  |  OE: Not Tested</w:t>
       </w:r>
     </w:p>
     <w:p>

--- a/Northstar_HealthTech_IAM_Control_Testing_Evidence_Matrix_v1.0_Portfolio_Reviewed.docx
+++ b/Northstar_HealthTech_IAM_Control_Testing_Evidence_Matrix_v1.0_Portfolio_Reviewed.docx
@@ -677,7 +677,7 @@
     </w:p>
     <w:p>
       <w:r>
-        <w:t>Risk mapping: IAM-004 applies to MFA only; onboarding approval risk lacks a dedicated register entry (proposed risk gap for future assessment)  |  DE: Not Tested  |  OE: Not Tested</w:t>
+        <w:t>Risk mapping: IAM-007 (proposed onboarding authorization/least-privilege risk) and IAM-004 (MFA enforcement only)  |  DE: Not Tested  |  OE: Not Tested. IAM-007 is illustrative; no operating evidence or production testing is claimed.</w:t>
       </w:r>
     </w:p>
     <w:p>
